--- a/OLD_VS_NEW.docx
+++ b/OLD_VS_NEW.docx
@@ -710,7 +710,21 @@
           <w:sz w:val="21"/>
           <w:szCs w:val="21"/>
         </w:rPr>
-        <w:t xml:space="preserve"> cards in the catalogue are genuinely humour. Running the old pipeline on </w:t>
+        <w:t xml:space="preserve"> cards in the catalogue are genuinely humour.</w:t>
+      </w:r>
+    </w:p>
+    <w:p>
+      <w:pPr>
+        <w:spacing w:after="160" w:line="276"/>
+      </w:pPr>
+      <w:r>
+        <w:rPr>
+          <w:rFonts w:ascii="Calibri" w:cs="Calibri" w:eastAsia="Calibri" w:hAnsi="Calibri"/>
+          <w:color w:val="16181D"/>
+          <w:sz w:val="21"/>
+          <w:szCs w:val="21"/>
+        </w:rPr>
+        <w:t xml:space="preserve">Running the old pipeline on </w:t>
       </w:r>
       <w:r>
         <w:rPr>
@@ -730,7 +744,7 @@
           <w:sz w:val="21"/>
           <w:szCs w:val="21"/>
         </w:rPr>
-        <w:t xml:space="preserve"> returns 210 matches with </w:t>
+        <w:t xml:space="preserve"> now </w:t>
       </w:r>
       <w:r>
         <w:rPr>
@@ -741,16 +755,16 @@
           <w:sz w:val="21"/>
           <w:szCs w:val="21"/>
         </w:rPr>
-        <w:t xml:space="preserve">5 of the top 10</w:t>
-      </w:r>
-      <w:r>
-        <w:rPr>
-          <w:rFonts w:ascii="Calibri" w:cs="Calibri" w:eastAsia="Calibri" w:hAnsi="Calibri"/>
-          <w:color w:val="16181D"/>
-          <w:sz w:val="21"/>
-          <w:szCs w:val="21"/>
-        </w:rPr>
-        <w:t xml:space="preserve"> tagged humour; the new engine returns </w:t>
+        <w:t xml:space="preserve">hits the 500-candidate cap</w:t>
+      </w:r>
+      <w:r>
+        <w:rPr>
+          <w:rFonts w:ascii="Calibri" w:cs="Calibri" w:eastAsia="Calibri" w:hAnsi="Calibri"/>
+          <w:color w:val="16181D"/>
+          <w:sz w:val="21"/>
+          <w:szCs w:val="21"/>
+        </w:rPr>
+        <w:t xml:space="preserve"> with </w:t>
       </w:r>
       <w:r>
         <w:rPr>
@@ -761,6 +775,26 @@
           <w:sz w:val="21"/>
           <w:szCs w:val="21"/>
         </w:rPr>
+        <w:t xml:space="preserve">1 of the top 10</w:t>
+      </w:r>
+      <w:r>
+        <w:rPr>
+          <w:rFonts w:ascii="Calibri" w:cs="Calibri" w:eastAsia="Calibri" w:hAnsi="Calibri"/>
+          <w:color w:val="16181D"/>
+          <w:sz w:val="21"/>
+          <w:szCs w:val="21"/>
+        </w:rPr>
+        <w:t xml:space="preserve"> tagged humour — 0 of 10 if candidates are taken in insertion order rather than by weight. The new engine returns </w:t>
+      </w:r>
+      <w:r>
+        <w:rPr>
+          <w:rFonts w:ascii="Calibri" w:cs="Calibri" w:eastAsia="Calibri" w:hAnsi="Calibri"/>
+          <w:b/>
+          <w:bCs/>
+          <w:color w:val="16181D"/>
+          <w:sz w:val="21"/>
+          <w:szCs w:val="21"/>
+        </w:rPr>
         <w:t xml:space="preserve">10 of 10</w:t>
       </w:r>
       <w:r>
@@ -770,7 +804,23 @@
           <w:sz w:val="21"/>
           <w:szCs w:val="21"/>
         </w:rPr>
-        <w:t xml:space="preserve"> (the test asserts a floor of 8).</w:t>
+        <w:t xml:space="preserve"> (its test asserts a floor of 8).</w:t>
+      </w:r>
+    </w:p>
+    <w:p>
+      <w:pPr>
+        <w:spacing w:after="160" w:line="276"/>
+      </w:pPr>
+      <w:r>
+        <w:rPr>
+          <w:rFonts w:ascii="Calibri" w:cs="Calibri" w:eastAsia="Calibri" w:hAnsi="Calibri"/>
+          <w:i/>
+          <w:iCs/>
+          <w:color w:val="16181D"/>
+          <w:sz w:val="21"/>
+          <w:szCs w:val="21"/>
+        </w:rPr>
+        <w:t xml:space="preserve">(An earlier draft of this document said 5 of 10. That was measured against a 9-entry stand-in for your synonym module, written before I had seen the real one. With the actual 188 pairs in place the old pipeline does considerably worse, which strengthens rather than weakens the point. The simulation now carries your list verbatim.)</w:t>
       </w:r>
     </w:p>
     <w:p>
